--- a/Лабораторная работа 1.docx
+++ b/Лабораторная работа 1.docx
@@ -16,8 +16,6 @@
           <w:szCs w:val="28"/>
         </w:rPr>
       </w:pPr>
-      <w:bookmarkStart w:id="0" w:name="_GoBack"/>
-      <w:bookmarkEnd w:id="0"/>
       <w:r>
         <w:rPr>
           <w:b/>
@@ -2285,8 +2283,8 @@
           <w:color w:val="000000" w:themeColor="text1"/>
         </w:rPr>
       </w:pPr>
-      <w:bookmarkStart w:id="1" w:name="_Toc213150690"/>
-      <w:bookmarkStart w:id="2" w:name="_Toc213150085"/>
+      <w:bookmarkStart w:id="0" w:name="_Toc213150690"/>
+      <w:bookmarkStart w:id="1" w:name="_Toc213150085"/>
       <w:r>
         <w:rPr>
           <w:rFonts w:ascii="Times New Roman" w:hAnsi="Times New Roman" w:cs="Times New Roman"/>
@@ -2296,7 +2294,7 @@
         <w:lastRenderedPageBreak/>
         <w:t>Цель работы</w:t>
       </w:r>
-      <w:bookmarkEnd w:id="1"/>
+      <w:bookmarkEnd w:id="0"/>
     </w:p>
     <w:p/>
     <w:p>
@@ -2410,7 +2408,7 @@
           <w:color w:val="000000" w:themeColor="text1"/>
         </w:rPr>
       </w:pPr>
-      <w:bookmarkStart w:id="3" w:name="_Toc213150691"/>
+      <w:bookmarkStart w:id="2" w:name="_Toc213150691"/>
       <w:r>
         <w:rPr>
           <w:rFonts w:ascii="Times New Roman" w:hAnsi="Times New Roman" w:cs="Times New Roman"/>
@@ -2419,8 +2417,8 @@
         </w:rPr>
         <w:t>Приведённое задание по варианту</w:t>
       </w:r>
+      <w:bookmarkEnd w:id="1"/>
       <w:bookmarkEnd w:id="2"/>
-      <w:bookmarkEnd w:id="3"/>
     </w:p>
     <w:p>
       <w:pPr>
@@ -2554,8 +2552,8 @@
           <w:color w:val="000000" w:themeColor="text1"/>
         </w:rPr>
       </w:pPr>
-      <w:bookmarkStart w:id="4" w:name="_Toc213150086"/>
-      <w:bookmarkStart w:id="5" w:name="_Toc213150692"/>
+      <w:bookmarkStart w:id="3" w:name="_Toc213150086"/>
+      <w:bookmarkStart w:id="4" w:name="_Toc213150692"/>
       <w:r>
         <w:rPr>
           <w:rFonts w:ascii="Times New Roman" w:hAnsi="Times New Roman" w:cs="Times New Roman"/>
@@ -2564,8 +2562,8 @@
         </w:rPr>
         <w:t>Описание хода выполнения задания</w:t>
       </w:r>
+      <w:bookmarkEnd w:id="3"/>
       <w:bookmarkEnd w:id="4"/>
-      <w:bookmarkEnd w:id="5"/>
     </w:p>
     <w:p/>
     <w:p>
@@ -2940,8 +2938,8 @@
         </w:rPr>
         <w:br w:type="page"/>
       </w:r>
-      <w:bookmarkStart w:id="6" w:name="_Toc213150087"/>
-      <w:bookmarkStart w:id="7" w:name="_Toc213150693"/>
+      <w:bookmarkStart w:id="5" w:name="_Toc213150087"/>
+      <w:bookmarkStart w:id="6" w:name="_Toc213150693"/>
       <w:r>
         <w:rPr>
           <w:rFonts w:ascii="Times New Roman" w:hAnsi="Times New Roman" w:cs="Times New Roman"/>
@@ -2951,8 +2949,8 @@
         <w:lastRenderedPageBreak/>
         <w:t>Принципиальная схема подключения</w:t>
       </w:r>
+      <w:bookmarkEnd w:id="5"/>
       <w:bookmarkEnd w:id="6"/>
-      <w:bookmarkEnd w:id="7"/>
     </w:p>
     <w:p>
       <w:pPr>
@@ -2996,8 +2994,8 @@
           <w:color w:val="000000" w:themeColor="text1"/>
         </w:rPr>
       </w:pPr>
-      <w:bookmarkStart w:id="8" w:name="_Toc213150088"/>
-      <w:bookmarkStart w:id="9" w:name="_Toc213150694"/>
+      <w:bookmarkStart w:id="7" w:name="_Toc213150088"/>
+      <w:bookmarkStart w:id="8" w:name="_Toc213150694"/>
       <w:r>
         <w:rPr>
           <w:rFonts w:ascii="Times New Roman" w:hAnsi="Times New Roman" w:cs="Times New Roman"/>
@@ -3007,8 +3005,8 @@
         <w:lastRenderedPageBreak/>
         <w:t>Блок-схема алгоритма работы программы</w:t>
       </w:r>
+      <w:bookmarkEnd w:id="7"/>
       <w:bookmarkEnd w:id="8"/>
-      <w:bookmarkEnd w:id="9"/>
     </w:p>
     <w:p/>
     <w:p>
@@ -3088,8 +3086,8 @@
           <w:lang w:val="en-US"/>
         </w:rPr>
       </w:pPr>
-      <w:bookmarkStart w:id="10" w:name="_Toc213150089"/>
-      <w:bookmarkStart w:id="11" w:name="_Toc213150695"/>
+      <w:bookmarkStart w:id="9" w:name="_Toc213150089"/>
+      <w:bookmarkStart w:id="10" w:name="_Toc213150695"/>
       <w:r>
         <w:rPr>
           <w:rFonts w:ascii="Times New Roman" w:hAnsi="Times New Roman" w:cs="Times New Roman"/>
@@ -3100,8 +3098,8 @@
         <w:lastRenderedPageBreak/>
         <w:t>Registers</w:t>
       </w:r>
+      <w:bookmarkEnd w:id="9"/>
       <w:bookmarkEnd w:id="10"/>
-      <w:bookmarkEnd w:id="11"/>
     </w:p>
     <w:p>
       <w:pPr>
@@ -15258,8 +15256,8 @@
           <w:lang w:val="en-US"/>
         </w:rPr>
       </w:pPr>
-      <w:bookmarkStart w:id="12" w:name="_Toc213150090"/>
-      <w:bookmarkStart w:id="13" w:name="_Toc213150696"/>
+      <w:bookmarkStart w:id="11" w:name="_Toc213150090"/>
+      <w:bookmarkStart w:id="12" w:name="_Toc213150696"/>
       <w:r>
         <w:rPr>
           <w:rFonts w:ascii="Times New Roman" w:hAnsi="Times New Roman" w:cs="Times New Roman"/>
@@ -15270,8 +15268,8 @@
         <w:lastRenderedPageBreak/>
         <w:t>Define</w:t>
       </w:r>
+      <w:bookmarkEnd w:id="11"/>
       <w:bookmarkEnd w:id="12"/>
-      <w:bookmarkEnd w:id="13"/>
     </w:p>
     <w:p>
       <w:pPr>
@@ -30454,8 +30452,8 @@
           <w:color w:val="000000" w:themeColor="text1"/>
         </w:rPr>
       </w:pPr>
-      <w:bookmarkStart w:id="14" w:name="_Toc213150091"/>
-      <w:bookmarkStart w:id="15" w:name="_Toc213150697"/>
+      <w:bookmarkStart w:id="13" w:name="_Toc213150091"/>
+      <w:bookmarkStart w:id="14" w:name="_Toc213150697"/>
       <w:r>
         <w:rPr>
           <w:rFonts w:ascii="Times New Roman" w:hAnsi="Times New Roman" w:cs="Times New Roman"/>
@@ -30466,8 +30464,8 @@
         <w:lastRenderedPageBreak/>
         <w:t>CMSIS</w:t>
       </w:r>
+      <w:bookmarkEnd w:id="13"/>
       <w:bookmarkEnd w:id="14"/>
-      <w:bookmarkEnd w:id="15"/>
     </w:p>
     <w:p>
       <w:pPr>
@@ -42976,8 +42974,8 @@
           <w:color w:val="000000" w:themeColor="text1"/>
         </w:rPr>
       </w:pPr>
-      <w:bookmarkStart w:id="16" w:name="_Toc213150092"/>
-      <w:bookmarkStart w:id="17" w:name="_Toc213150698"/>
+      <w:bookmarkStart w:id="15" w:name="_Toc213150092"/>
+      <w:bookmarkStart w:id="16" w:name="_Toc213150698"/>
       <w:r>
         <w:rPr>
           <w:rFonts w:ascii="Times New Roman" w:hAnsi="Times New Roman" w:cs="Times New Roman"/>
@@ -42987,8 +42985,8 @@
         <w:lastRenderedPageBreak/>
         <w:t>Графики внешних воздействий</w:t>
       </w:r>
+      <w:bookmarkEnd w:id="15"/>
       <w:bookmarkEnd w:id="16"/>
-      <w:bookmarkEnd w:id="17"/>
     </w:p>
     <w:p/>
     <w:p>
@@ -43258,8 +43256,8 @@
           <w:color w:val="000000" w:themeColor="text1"/>
         </w:rPr>
       </w:pPr>
-      <w:bookmarkStart w:id="18" w:name="_Toc213150093"/>
-      <w:bookmarkStart w:id="19" w:name="_Toc213150699"/>
+      <w:bookmarkStart w:id="17" w:name="_Toc213150093"/>
+      <w:bookmarkStart w:id="18" w:name="_Toc213150699"/>
       <w:r>
         <w:rPr>
           <w:rFonts w:ascii="Times New Roman" w:hAnsi="Times New Roman" w:cs="Times New Roman"/>
@@ -43269,8 +43267,8 @@
         <w:lastRenderedPageBreak/>
         <w:t>Вывод</w:t>
       </w:r>
+      <w:bookmarkEnd w:id="17"/>
       <w:bookmarkEnd w:id="18"/>
-      <w:bookmarkEnd w:id="19"/>
     </w:p>
     <w:p>
       <w:pPr>
@@ -43426,7 +43424,21 @@
           <w:rFonts w:ascii="Times New Roman" w:hAnsi="Times New Roman" w:cs="Times New Roman"/>
           <w:sz w:val="28"/>
         </w:rPr>
-        <w:t xml:space="preserve"> — построены осциллограммы для контроля переходов состояний.</w:t>
+        <w:t xml:space="preserve"> </w:t>
+      </w:r>
+      <w:r>
+        <w:rPr>
+          <w:rFonts w:ascii="Times New Roman" w:hAnsi="Times New Roman" w:cs="Times New Roman"/>
+          <w:sz w:val="28"/>
+        </w:rPr>
+        <w:t>-</w:t>
+      </w:r>
+      <w:r>
+        <w:rPr>
+          <w:rFonts w:ascii="Times New Roman" w:hAnsi="Times New Roman" w:cs="Times New Roman"/>
+          <w:sz w:val="28"/>
+        </w:rPr>
+        <w:t xml:space="preserve"> построены осциллограммы для контроля переходов состояний.</w:t>
       </w:r>
     </w:p>
     <w:p>
@@ -43467,7 +43479,23 @@
           <w:rFonts w:ascii="Times New Roman" w:hAnsi="Times New Roman" w:cs="Times New Roman"/>
           <w:sz w:val="28"/>
         </w:rPr>
-        <w:t>нопка 1 меняет количество одновременно горящих светодиодов (1–6).</w:t>
+        <w:t>нопка 1 меняет количество одновременно горящих светодиодов (1</w:t>
+      </w:r>
+      <w:r>
+        <w:rPr>
+          <w:rFonts w:ascii="Times New Roman" w:hAnsi="Times New Roman" w:cs="Times New Roman"/>
+          <w:sz w:val="28"/>
+        </w:rPr>
+        <w:t>-</w:t>
+      </w:r>
+      <w:bookmarkStart w:id="19" w:name="_GoBack"/>
+      <w:bookmarkEnd w:id="19"/>
+      <w:r>
+        <w:rPr>
+          <w:rFonts w:ascii="Times New Roman" w:hAnsi="Times New Roman" w:cs="Times New Roman"/>
+          <w:sz w:val="28"/>
+        </w:rPr>
+        <w:t>6).</w:t>
       </w:r>
     </w:p>
     <w:p>
@@ -44895,7 +44923,7 @@
 </file>
 
 <file path=customXml/itemProps1.xml><?xml version="1.0" encoding="utf-8"?>
-<ds:datastoreItem xmlns:ds="http://schemas.openxmlformats.org/officeDocument/2006/customXml" ds:itemID="{55B7B504-5679-40A2-98DC-E61A0EB24E4F}">
+<ds:datastoreItem xmlns:ds="http://schemas.openxmlformats.org/officeDocument/2006/customXml" ds:itemID="{8A30F2DC-77F3-4928-8697-1FFF176FAE01}">
   <ds:schemaRefs>
     <ds:schemaRef ds:uri="http://schemas.openxmlformats.org/officeDocument/2006/bibliography"/>
   </ds:schemaRefs>
